--- a/tillsyn/A 40026-2025 tillsynsbegäran.docx
+++ b/tillsyn/A 40026-2025 tillsynsbegäran.docx
@@ -229,7 +229,7 @@
     <w:r>
       <w:tab/>
       <w:tab/>
-      <w:t>2025-10-16</w:t>
+      <w:t>2025-10-17</w:t>
       <w:br/>
       <w:br/>
     </w:r>

--- a/tillsyn/A 40026-2025 tillsynsbegäran.docx
+++ b/tillsyn/A 40026-2025 tillsynsbegäran.docx
@@ -229,7 +229,7 @@
     <w:r>
       <w:tab/>
       <w:tab/>
-      <w:t>2025-10-17</w:t>
+      <w:t>2025-10-18</w:t>
       <w:br/>
       <w:br/>
     </w:r>

--- a/tillsyn/A 40026-2025 tillsynsbegäran.docx
+++ b/tillsyn/A 40026-2025 tillsynsbegäran.docx
@@ -229,7 +229,7 @@
     <w:r>
       <w:tab/>
       <w:tab/>
-      <w:t>2025-10-18</w:t>
+      <w:t>2025-10-19</w:t>
       <w:br/>
       <w:br/>
     </w:r>

--- a/tillsyn/A 40026-2025 tillsynsbegäran.docx
+++ b/tillsyn/A 40026-2025 tillsynsbegäran.docx
@@ -229,7 +229,7 @@
     <w:r>
       <w:tab/>
       <w:tab/>
-      <w:t>2025-10-19</w:t>
+      <w:t>2025-10-20</w:t>
       <w:br/>
       <w:br/>
     </w:r>

--- a/tillsyn/A 40026-2025 tillsynsbegäran.docx
+++ b/tillsyn/A 40026-2025 tillsynsbegäran.docx
@@ -229,7 +229,7 @@
     <w:r>
       <w:tab/>
       <w:tab/>
-      <w:t>2025-10-20</w:t>
+      <w:t>2025-10-21</w:t>
       <w:br/>
       <w:br/>
     </w:r>

--- a/tillsyn/A 40026-2025 tillsynsbegäran.docx
+++ b/tillsyn/A 40026-2025 tillsynsbegäran.docx
@@ -229,7 +229,7 @@
     <w:r>
       <w:tab/>
       <w:tab/>
-      <w:t>2025-10-21</w:t>
+      <w:t>2025-10-22</w:t>
       <w:br/>
       <w:br/>
     </w:r>

--- a/tillsyn/A 40026-2025 tillsynsbegäran.docx
+++ b/tillsyn/A 40026-2025 tillsynsbegäran.docx
@@ -229,7 +229,7 @@
     <w:r>
       <w:tab/>
       <w:tab/>
-      <w:t>2025-10-22</w:t>
+      <w:t>2025-10-23</w:t>
       <w:br/>
       <w:br/>
     </w:r>

--- a/tillsyn/A 40026-2025 tillsynsbegäran.docx
+++ b/tillsyn/A 40026-2025 tillsynsbegäran.docx
@@ -229,7 +229,7 @@
     <w:r>
       <w:tab/>
       <w:tab/>
-      <w:t>2025-10-23</w:t>
+      <w:t>2025-10-24</w:t>
       <w:br/>
       <w:br/>
     </w:r>

--- a/tillsyn/A 40026-2025 tillsynsbegäran.docx
+++ b/tillsyn/A 40026-2025 tillsynsbegäran.docx
@@ -229,7 +229,7 @@
     <w:r>
       <w:tab/>
       <w:tab/>
-      <w:t>2025-10-24</w:t>
+      <w:t>2025-10-25</w:t>
       <w:br/>
       <w:br/>
     </w:r>

--- a/tillsyn/A 40026-2025 tillsynsbegäran.docx
+++ b/tillsyn/A 40026-2025 tillsynsbegäran.docx
@@ -229,7 +229,7 @@
     <w:r>
       <w:tab/>
       <w:tab/>
-      <w:t>2025-10-25</w:t>
+      <w:t>2025-10-26</w:t>
       <w:br/>
       <w:br/>
     </w:r>

--- a/tillsyn/A 40026-2025 tillsynsbegäran.docx
+++ b/tillsyn/A 40026-2025 tillsynsbegäran.docx
@@ -229,7 +229,7 @@
     <w:r>
       <w:tab/>
       <w:tab/>
-      <w:t>2025-10-26</w:t>
+      <w:t>2025-10-27</w:t>
       <w:br/>
       <w:br/>
     </w:r>

--- a/tillsyn/A 40026-2025 tillsynsbegäran.docx
+++ b/tillsyn/A 40026-2025 tillsynsbegäran.docx
@@ -229,7 +229,7 @@
     <w:r>
       <w:tab/>
       <w:tab/>
-      <w:t>2025-10-27</w:t>
+      <w:t>2025-10-28</w:t>
       <w:br/>
       <w:br/>
     </w:r>

--- a/tillsyn/A 40026-2025 tillsynsbegäran.docx
+++ b/tillsyn/A 40026-2025 tillsynsbegäran.docx
@@ -229,7 +229,7 @@
     <w:r>
       <w:tab/>
       <w:tab/>
-      <w:t>2025-10-28</w:t>
+      <w:t>2025-10-29</w:t>
       <w:br/>
       <w:br/>
     </w:r>

--- a/tillsyn/A 40026-2025 tillsynsbegäran.docx
+++ b/tillsyn/A 40026-2025 tillsynsbegäran.docx
@@ -229,7 +229,7 @@
     <w:r>
       <w:tab/>
       <w:tab/>
-      <w:t>2025-10-29</w:t>
+      <w:t>2025-10-30</w:t>
       <w:br/>
       <w:br/>
     </w:r>

--- a/tillsyn/A 40026-2025 tillsynsbegäran.docx
+++ b/tillsyn/A 40026-2025 tillsynsbegäran.docx
@@ -229,7 +229,7 @@
     <w:r>
       <w:tab/>
       <w:tab/>
-      <w:t>2025-10-30</w:t>
+      <w:t>2025-10-31</w:t>
       <w:br/>
       <w:br/>
     </w:r>

--- a/tillsyn/A 40026-2025 tillsynsbegäran.docx
+++ b/tillsyn/A 40026-2025 tillsynsbegäran.docx
@@ -229,7 +229,7 @@
     <w:r>
       <w:tab/>
       <w:tab/>
-      <w:t>2025-10-31</w:t>
+      <w:t>2025-11-01</w:t>
       <w:br/>
       <w:br/>
     </w:r>

--- a/tillsyn/A 40026-2025 tillsynsbegäran.docx
+++ b/tillsyn/A 40026-2025 tillsynsbegäran.docx
@@ -229,7 +229,7 @@
     <w:r>
       <w:tab/>
       <w:tab/>
-      <w:t>2025-11-15</w:t>
+      <w:t>2025-11-20</w:t>
       <w:br/>
       <w:br/>
     </w:r>

--- a/tillsyn/A 40026-2025 tillsynsbegäran.docx
+++ b/tillsyn/A 40026-2025 tillsynsbegäran.docx
@@ -229,7 +229,7 @@
     <w:r>
       <w:tab/>
       <w:tab/>
-      <w:t>2025-11-20</w:t>
+      <w:t>2025-11-21</w:t>
       <w:br/>
       <w:br/>
     </w:r>

--- a/tillsyn/A 40026-2025 tillsynsbegäran.docx
+++ b/tillsyn/A 40026-2025 tillsynsbegäran.docx
@@ -229,7 +229,7 @@
     <w:r>
       <w:tab/>
       <w:tab/>
-      <w:t>2025-11-21</w:t>
+      <w:t>2025-11-22</w:t>
       <w:br/>
       <w:br/>
     </w:r>

--- a/tillsyn/A 40026-2025 tillsynsbegäran.docx
+++ b/tillsyn/A 40026-2025 tillsynsbegäran.docx
@@ -229,7 +229,7 @@
     <w:r>
       <w:tab/>
       <w:tab/>
-      <w:t>2025-11-22</w:t>
+      <w:t>2025-11-23</w:t>
       <w:br/>
       <w:br/>
     </w:r>

--- a/tillsyn/A 40026-2025 tillsynsbegäran.docx
+++ b/tillsyn/A 40026-2025 tillsynsbegäran.docx
@@ -229,7 +229,7 @@
     <w:r>
       <w:tab/>
       <w:tab/>
-      <w:t>2025-11-23</w:t>
+      <w:t>2025-11-24</w:t>
       <w:br/>
       <w:br/>
     </w:r>

--- a/tillsyn/A 40026-2025 tillsynsbegäran.docx
+++ b/tillsyn/A 40026-2025 tillsynsbegäran.docx
@@ -229,7 +229,7 @@
     <w:r>
       <w:tab/>
       <w:tab/>
-      <w:t>2025-11-24</w:t>
+      <w:t>2025-11-25</w:t>
       <w:br/>
       <w:br/>
     </w:r>

--- a/tillsyn/A 40026-2025 tillsynsbegäran.docx
+++ b/tillsyn/A 40026-2025 tillsynsbegäran.docx
@@ -229,7 +229,7 @@
     <w:r>
       <w:tab/>
       <w:tab/>
-      <w:t>2025-11-25</w:t>
+      <w:t>2025-11-26</w:t>
       <w:br/>
       <w:br/>
     </w:r>

--- a/tillsyn/A 40026-2025 tillsynsbegäran.docx
+++ b/tillsyn/A 40026-2025 tillsynsbegäran.docx
@@ -229,7 +229,7 @@
     <w:r>
       <w:tab/>
       <w:tab/>
-      <w:t>2025-11-26</w:t>
+      <w:t>2025-11-27</w:t>
       <w:br/>
       <w:br/>
     </w:r>

--- a/tillsyn/A 40026-2025 tillsynsbegäran.docx
+++ b/tillsyn/A 40026-2025 tillsynsbegäran.docx
@@ -229,7 +229,7 @@
     <w:r>
       <w:tab/>
       <w:tab/>
-      <w:t>2025-11-27</w:t>
+      <w:t>2025-11-28</w:t>
       <w:br/>
       <w:br/>
     </w:r>

--- a/tillsyn/A 40026-2025 tillsynsbegäran.docx
+++ b/tillsyn/A 40026-2025 tillsynsbegäran.docx
@@ -229,7 +229,7 @@
     <w:r>
       <w:tab/>
       <w:tab/>
-      <w:t>2025-11-28</w:t>
+      <w:t>2025-11-29</w:t>
       <w:br/>
       <w:br/>
     </w:r>

--- a/tillsyn/A 40026-2025 tillsynsbegäran.docx
+++ b/tillsyn/A 40026-2025 tillsynsbegäran.docx
@@ -229,7 +229,7 @@
     <w:r>
       <w:tab/>
       <w:tab/>
-      <w:t>2025-11-29</w:t>
+      <w:t>2025-11-30</w:t>
       <w:br/>
       <w:br/>
     </w:r>

--- a/tillsyn/A 40026-2025 tillsynsbegäran.docx
+++ b/tillsyn/A 40026-2025 tillsynsbegäran.docx
@@ -229,7 +229,7 @@
     <w:r>
       <w:tab/>
       <w:tab/>
-      <w:t>2025-11-30</w:t>
+      <w:t>2025-12-01</w:t>
       <w:br/>
       <w:br/>
     </w:r>

--- a/tillsyn/A 40026-2025 tillsynsbegäran.docx
+++ b/tillsyn/A 40026-2025 tillsynsbegäran.docx
@@ -229,7 +229,7 @@
     <w:r>
       <w:tab/>
       <w:tab/>
-      <w:t>2025-12-01</w:t>
+      <w:t>2025-12-02</w:t>
       <w:br/>
       <w:br/>
     </w:r>

--- a/tillsyn/A 40026-2025 tillsynsbegäran.docx
+++ b/tillsyn/A 40026-2025 tillsynsbegäran.docx
@@ -229,7 +229,7 @@
     <w:r>
       <w:tab/>
       <w:tab/>
-      <w:t>2025-12-02</w:t>
+      <w:t>2025-12-03</w:t>
       <w:br/>
       <w:br/>
     </w:r>

--- a/tillsyn/A 40026-2025 tillsynsbegäran.docx
+++ b/tillsyn/A 40026-2025 tillsynsbegäran.docx
@@ -229,7 +229,7 @@
     <w:r>
       <w:tab/>
       <w:tab/>
-      <w:t>2025-12-03</w:t>
+      <w:t>2025-12-04</w:t>
       <w:br/>
       <w:br/>
     </w:r>

--- a/tillsyn/A 40026-2025 tillsynsbegäran.docx
+++ b/tillsyn/A 40026-2025 tillsynsbegäran.docx
@@ -229,7 +229,7 @@
     <w:r>
       <w:tab/>
       <w:tab/>
-      <w:t>2025-12-04</w:t>
+      <w:t>2025-12-05</w:t>
       <w:br/>
       <w:br/>
     </w:r>

--- a/tillsyn/A 40026-2025 tillsynsbegäran.docx
+++ b/tillsyn/A 40026-2025 tillsynsbegäran.docx
@@ -229,7 +229,7 @@
     <w:r>
       <w:tab/>
       <w:tab/>
-      <w:t>2025-12-05</w:t>
+      <w:t>2025-12-06</w:t>
       <w:br/>
       <w:br/>
     </w:r>

--- a/tillsyn/A 40026-2025 tillsynsbegäran.docx
+++ b/tillsyn/A 40026-2025 tillsynsbegäran.docx
@@ -229,7 +229,7 @@
     <w:r>
       <w:tab/>
       <w:tab/>
-      <w:t>2025-12-06</w:t>
+      <w:t>2025-12-07</w:t>
       <w:br/>
       <w:br/>
     </w:r>

--- a/tillsyn/A 40026-2025 tillsynsbegäran.docx
+++ b/tillsyn/A 40026-2025 tillsynsbegäran.docx
@@ -229,7 +229,7 @@
     <w:r>
       <w:tab/>
       <w:tab/>
-      <w:t>2025-12-07</w:t>
+      <w:t>2025-12-08</w:t>
       <w:br/>
       <w:br/>
     </w:r>

--- a/tillsyn/A 40026-2025 tillsynsbegäran.docx
+++ b/tillsyn/A 40026-2025 tillsynsbegäran.docx
@@ -229,7 +229,7 @@
     <w:r>
       <w:tab/>
       <w:tab/>
-      <w:t>2025-12-08</w:t>
+      <w:t>2025-12-09</w:t>
       <w:br/>
       <w:br/>
     </w:r>

--- a/tillsyn/A 40026-2025 tillsynsbegäran.docx
+++ b/tillsyn/A 40026-2025 tillsynsbegäran.docx
@@ -229,7 +229,7 @@
     <w:r>
       <w:tab/>
       <w:tab/>
-      <w:t>2025-12-09</w:t>
+      <w:t>2025-12-10</w:t>
       <w:br/>
       <w:br/>
     </w:r>

--- a/tillsyn/A 40026-2025 tillsynsbegäran.docx
+++ b/tillsyn/A 40026-2025 tillsynsbegäran.docx
@@ -229,7 +229,7 @@
     <w:r>
       <w:tab/>
       <w:tab/>
-      <w:t>2025-12-10</w:t>
+      <w:t>2025-12-11</w:t>
       <w:br/>
       <w:br/>
     </w:r>

--- a/tillsyn/A 40026-2025 tillsynsbegäran.docx
+++ b/tillsyn/A 40026-2025 tillsynsbegäran.docx
@@ -229,7 +229,7 @@
     <w:r>
       <w:tab/>
       <w:tab/>
-      <w:t>2025-12-11</w:t>
+      <w:t>2025-12-12</w:t>
       <w:br/>
       <w:br/>
     </w:r>

--- a/tillsyn/A 40026-2025 tillsynsbegäran.docx
+++ b/tillsyn/A 40026-2025 tillsynsbegäran.docx
@@ -229,7 +229,7 @@
     <w:r>
       <w:tab/>
       <w:tab/>
-      <w:t>2025-12-12</w:t>
+      <w:t>2025-12-13</w:t>
       <w:br/>
       <w:br/>
     </w:r>

--- a/tillsyn/A 40026-2025 tillsynsbegäran.docx
+++ b/tillsyn/A 40026-2025 tillsynsbegäran.docx
@@ -229,7 +229,7 @@
     <w:r>
       <w:tab/>
       <w:tab/>
-      <w:t>2025-12-19</w:t>
+      <w:t>2025-12-20</w:t>
       <w:br/>
       <w:br/>
     </w:r>

--- a/tillsyn/A 40026-2025 tillsynsbegäran.docx
+++ b/tillsyn/A 40026-2025 tillsynsbegäran.docx
@@ -229,7 +229,7 @@
     <w:r>
       <w:tab/>
       <w:tab/>
-      <w:t>2025-12-20</w:t>
+      <w:t>2025-12-21</w:t>
       <w:br/>
       <w:br/>
     </w:r>

--- a/tillsyn/A 40026-2025 tillsynsbegäran.docx
+++ b/tillsyn/A 40026-2025 tillsynsbegäran.docx
@@ -229,7 +229,7 @@
     <w:r>
       <w:tab/>
       <w:tab/>
-      <w:t>2025-12-21</w:t>
+      <w:t>2025-12-22</w:t>
       <w:br/>
       <w:br/>
     </w:r>

--- a/tillsyn/A 40026-2025 tillsynsbegäran.docx
+++ b/tillsyn/A 40026-2025 tillsynsbegäran.docx
@@ -229,7 +229,7 @@
     <w:r>
       <w:tab/>
       <w:tab/>
-      <w:t>2025-12-22</w:t>
+      <w:t>2025-12-26</w:t>
       <w:br/>
       <w:br/>
     </w:r>

--- a/tillsyn/A 40026-2025 tillsynsbegäran.docx
+++ b/tillsyn/A 40026-2025 tillsynsbegäran.docx
@@ -229,7 +229,7 @@
     <w:r>
       <w:tab/>
       <w:tab/>
-      <w:t>2026-01-03</w:t>
+      <w:t>2026-01-04</w:t>
       <w:br/>
       <w:br/>
     </w:r>

--- a/tillsyn/A 40026-2025 tillsynsbegäran.docx
+++ b/tillsyn/A 40026-2025 tillsynsbegäran.docx
@@ -229,7 +229,7 @@
     <w:r>
       <w:tab/>
       <w:tab/>
-      <w:t>2026-01-07</w:t>
+      <w:t>2026-01-08</w:t>
       <w:br/>
       <w:br/>
     </w:r>

--- a/tillsyn/A 40026-2025 tillsynsbegäran.docx
+++ b/tillsyn/A 40026-2025 tillsynsbegäran.docx
@@ -229,7 +229,7 @@
     <w:r>
       <w:tab/>
       <w:tab/>
-      <w:t>2026-01-08</w:t>
+      <w:t>2026-01-09</w:t>
       <w:br/>
       <w:br/>
     </w:r>

--- a/tillsyn/A 40026-2025 tillsynsbegäran.docx
+++ b/tillsyn/A 40026-2025 tillsynsbegäran.docx
@@ -229,7 +229,7 @@
     <w:r>
       <w:tab/>
       <w:tab/>
-      <w:t>2026-01-09</w:t>
+      <w:t>2026-01-10</w:t>
       <w:br/>
       <w:br/>
     </w:r>

--- a/tillsyn/A 40026-2025 tillsynsbegäran.docx
+++ b/tillsyn/A 40026-2025 tillsynsbegäran.docx
@@ -229,7 +229,7 @@
     <w:r>
       <w:tab/>
       <w:tab/>
-      <w:t>2026-01-10</w:t>
+      <w:t>2026-01-11</w:t>
       <w:br/>
       <w:br/>
     </w:r>

--- a/tillsyn/A 40026-2025 tillsynsbegäran.docx
+++ b/tillsyn/A 40026-2025 tillsynsbegäran.docx
@@ -229,7 +229,7 @@
     <w:r>
       <w:tab/>
       <w:tab/>
-      <w:t>2026-01-11</w:t>
+      <w:t>2026-01-12</w:t>
       <w:br/>
       <w:br/>
     </w:r>

--- a/tillsyn/A 40026-2025 tillsynsbegäran.docx
+++ b/tillsyn/A 40026-2025 tillsynsbegäran.docx
@@ -229,7 +229,7 @@
     <w:r>
       <w:tab/>
       <w:tab/>
-      <w:t>2026-01-12</w:t>
+      <w:t>2026-01-13</w:t>
       <w:br/>
       <w:br/>
     </w:r>

--- a/tillsyn/A 40026-2025 tillsynsbegäran.docx
+++ b/tillsyn/A 40026-2025 tillsynsbegäran.docx
@@ -229,7 +229,7 @@
     <w:r>
       <w:tab/>
       <w:tab/>
-      <w:t>2026-01-13</w:t>
+      <w:t>2026-01-14</w:t>
       <w:br/>
       <w:br/>
     </w:r>

--- a/tillsyn/A 40026-2025 tillsynsbegäran.docx
+++ b/tillsyn/A 40026-2025 tillsynsbegäran.docx
@@ -229,7 +229,7 @@
     <w:r>
       <w:tab/>
       <w:tab/>
-      <w:t>2026-01-14</w:t>
+      <w:t>2026-01-15</w:t>
       <w:br/>
       <w:br/>
     </w:r>

--- a/tillsyn/A 40026-2025 tillsynsbegäran.docx
+++ b/tillsyn/A 40026-2025 tillsynsbegäran.docx
@@ -229,7 +229,7 @@
     <w:r>
       <w:tab/>
       <w:tab/>
-      <w:t>2026-01-15</w:t>
+      <w:t>2026-01-16</w:t>
       <w:br/>
       <w:br/>
     </w:r>

--- a/tillsyn/A 40026-2025 tillsynsbegäran.docx
+++ b/tillsyn/A 40026-2025 tillsynsbegäran.docx
@@ -229,7 +229,7 @@
     <w:r>
       <w:tab/>
       <w:tab/>
-      <w:t>2026-01-16</w:t>
+      <w:t>2026-01-17</w:t>
       <w:br/>
       <w:br/>
     </w:r>

--- a/tillsyn/A 40026-2025 tillsynsbegäran.docx
+++ b/tillsyn/A 40026-2025 tillsynsbegäran.docx
@@ -229,7 +229,7 @@
     <w:r>
       <w:tab/>
       <w:tab/>
-      <w:t>2026-01-17</w:t>
+      <w:t>2026-01-18</w:t>
       <w:br/>
       <w:br/>
     </w:r>

--- a/tillsyn/A 40026-2025 tillsynsbegäran.docx
+++ b/tillsyn/A 40026-2025 tillsynsbegäran.docx
@@ -229,7 +229,7 @@
     <w:r>
       <w:tab/>
       <w:tab/>
-      <w:t>2026-01-18</w:t>
+      <w:t>2026-01-19</w:t>
       <w:br/>
       <w:br/>
     </w:r>

--- a/tillsyn/A 40026-2025 tillsynsbegäran.docx
+++ b/tillsyn/A 40026-2025 tillsynsbegäran.docx
@@ -229,7 +229,7 @@
     <w:r>
       <w:tab/>
       <w:tab/>
-      <w:t>2026-01-19</w:t>
+      <w:t>2026-01-20</w:t>
       <w:br/>
       <w:br/>
     </w:r>

--- a/tillsyn/A 40026-2025 tillsynsbegäran.docx
+++ b/tillsyn/A 40026-2025 tillsynsbegäran.docx
@@ -229,7 +229,7 @@
     <w:r>
       <w:tab/>
       <w:tab/>
-      <w:t>2026-01-20</w:t>
+      <w:t>2026-01-21</w:t>
       <w:br/>
       <w:br/>
     </w:r>

--- a/tillsyn/A 40026-2025 tillsynsbegäran.docx
+++ b/tillsyn/A 40026-2025 tillsynsbegäran.docx
@@ -229,7 +229,7 @@
     <w:r>
       <w:tab/>
       <w:tab/>
-      <w:t>2026-01-21</w:t>
+      <w:t>2026-01-23</w:t>
       <w:br/>
       <w:br/>
     </w:r>

--- a/tillsyn/A 40026-2025 tillsynsbegäran.docx
+++ b/tillsyn/A 40026-2025 tillsynsbegäran.docx
@@ -229,7 +229,7 @@
     <w:r>
       <w:tab/>
       <w:tab/>
-      <w:t>2026-01-23</w:t>
+      <w:t>2026-01-24</w:t>
       <w:br/>
       <w:br/>
     </w:r>

--- a/tillsyn/A 40026-2025 tillsynsbegäran.docx
+++ b/tillsyn/A 40026-2025 tillsynsbegäran.docx
@@ -229,7 +229,7 @@
     <w:r>
       <w:tab/>
       <w:tab/>
-      <w:t>2026-01-24</w:t>
+      <w:t>2026-01-25</w:t>
       <w:br/>
       <w:br/>
     </w:r>

--- a/tillsyn/A 40026-2025 tillsynsbegäran.docx
+++ b/tillsyn/A 40026-2025 tillsynsbegäran.docx
@@ -229,7 +229,7 @@
     <w:r>
       <w:tab/>
       <w:tab/>
-      <w:t>2026-01-25</w:t>
+      <w:t>2026-01-26</w:t>
       <w:br/>
       <w:br/>
     </w:r>

--- a/tillsyn/A 40026-2025 tillsynsbegäran.docx
+++ b/tillsyn/A 40026-2025 tillsynsbegäran.docx
@@ -229,7 +229,7 @@
     <w:r>
       <w:tab/>
       <w:tab/>
-      <w:t>2026-01-26</w:t>
+      <w:t>2026-01-27</w:t>
       <w:br/>
       <w:br/>
     </w:r>

--- a/tillsyn/A 40026-2025 tillsynsbegäran.docx
+++ b/tillsyn/A 40026-2025 tillsynsbegäran.docx
@@ -229,7 +229,7 @@
     <w:r>
       <w:tab/>
       <w:tab/>
-      <w:t>2026-01-27</w:t>
+      <w:t>2026-01-28</w:t>
       <w:br/>
       <w:br/>
     </w:r>

--- a/tillsyn/A 40026-2025 tillsynsbegäran.docx
+++ b/tillsyn/A 40026-2025 tillsynsbegäran.docx
@@ -98,7 +98,25 @@
         <w:t>Sotlav</w:t>
       </w:r>
       <w:r>
-        <w:t xml:space="preserve"> är överallt en mycket bra signalart och visar alltid på skogsmiljöer med höga naturvärden. Den indikerar långvarig förekomst av gamla eller döda träd. På lavens växtlokaler finns vanligen många andra ovanliga arter (Nitare &amp; Skogsstyrelsen, 2019).</w:t>
+        <w:t xml:space="preserve"> är överallt en mycket bra signalart och visar alltid på skogsmiljöer med höga naturvärden. Den indikerar långvarig förekomst av gamla eller döda träd. På lavens växtlokaler finns vanligen många andra ovanliga arter. Sotlav är typisk art för </w:t>
+      </w:r>
+      <w:r>
+        <w:rPr>
+          <w:i/>
+        </w:rPr>
+        <w:t xml:space="preserve">9010 Taiga </w:t>
+      </w:r>
+      <w:r>
+        <w:t>och</w:t>
+      </w:r>
+      <w:r>
+        <w:rPr>
+          <w:i/>
+        </w:rPr>
+        <w:t xml:space="preserve"> 9070 Trädklädd betesmark</w:t>
+      </w:r>
+      <w:r>
+        <w:t xml:space="preserve"> (Nitare &amp; Skogsstyrelsen, 2019; SLU Artdatabanken, 2025).</w:t>
       </w:r>
     </w:p>
     <w:sectPr>
@@ -229,7 +247,7 @@
     <w:r>
       <w:tab/>
       <w:tab/>
-      <w:t>2026-01-28</w:t>
+      <w:t>2026-01-29</w:t>
       <w:br/>
       <w:br/>
     </w:r>

--- a/tillsyn/A 40026-2025 tillsynsbegäran.docx
+++ b/tillsyn/A 40026-2025 tillsynsbegäran.docx
@@ -247,7 +247,7 @@
     <w:r>
       <w:tab/>
       <w:tab/>
-      <w:t>2026-01-29</w:t>
+      <w:t>2026-01-30</w:t>
       <w:br/>
       <w:br/>
     </w:r>

--- a/tillsyn/A 40026-2025 tillsynsbegäran.docx
+++ b/tillsyn/A 40026-2025 tillsynsbegäran.docx
@@ -247,7 +247,7 @@
     <w:r>
       <w:tab/>
       <w:tab/>
-      <w:t>2026-01-30</w:t>
+      <w:t>2026-01-31</w:t>
       <w:br/>
       <w:br/>
     </w:r>

--- a/tillsyn/A 40026-2025 tillsynsbegäran.docx
+++ b/tillsyn/A 40026-2025 tillsynsbegäran.docx
@@ -247,7 +247,7 @@
     <w:r>
       <w:tab/>
       <w:tab/>
-      <w:t>2026-02-22</w:t>
+      <w:t>2026-02-23</w:t>
       <w:br/>
       <w:br/>
     </w:r>

--- a/tillsyn/A 40026-2025 tillsynsbegäran.docx
+++ b/tillsyn/A 40026-2025 tillsynsbegäran.docx
@@ -247,7 +247,7 @@
     <w:r>
       <w:tab/>
       <w:tab/>
-      <w:t>2026-02-23</w:t>
+      <w:t>2026-02-24</w:t>
       <w:br/>
       <w:br/>
     </w:r>

--- a/tillsyn/A 40026-2025 tillsynsbegäran.docx
+++ b/tillsyn/A 40026-2025 tillsynsbegäran.docx
@@ -247,7 +247,7 @@
     <w:r>
       <w:tab/>
       <w:tab/>
-      <w:t>2026-02-24</w:t>
+      <w:t>2026-02-25</w:t>
       <w:br/>
       <w:br/>
     </w:r>

--- a/tillsyn/A 40026-2025 tillsynsbegäran.docx
+++ b/tillsyn/A 40026-2025 tillsynsbegäran.docx
@@ -247,7 +247,7 @@
     <w:r>
       <w:tab/>
       <w:tab/>
-      <w:t>2026-02-25</w:t>
+      <w:t>2026-02-26</w:t>
       <w:br/>
       <w:br/>
     </w:r>

--- a/tillsyn/A 40026-2025 tillsynsbegäran.docx
+++ b/tillsyn/A 40026-2025 tillsynsbegäran.docx
@@ -247,7 +247,7 @@
     <w:r>
       <w:tab/>
       <w:tab/>
-      <w:t>2026-02-26</w:t>
+      <w:t>2026-02-28</w:t>
       <w:br/>
       <w:br/>
     </w:r>

--- a/tillsyn/A 40026-2025 tillsynsbegäran.docx
+++ b/tillsyn/A 40026-2025 tillsynsbegäran.docx
@@ -247,7 +247,7 @@
     <w:r>
       <w:tab/>
       <w:tab/>
-      <w:t>2026-02-28</w:t>
+      <w:t>2026-03-01</w:t>
       <w:br/>
       <w:br/>
     </w:r>

--- a/tillsyn/A 40026-2025 tillsynsbegäran.docx
+++ b/tillsyn/A 40026-2025 tillsynsbegäran.docx
@@ -247,7 +247,7 @@
     <w:r>
       <w:tab/>
       <w:tab/>
-      <w:t>2026-03-01</w:t>
+      <w:t>2026-03-02</w:t>
       <w:br/>
       <w:br/>
     </w:r>

--- a/tillsyn/A 40026-2025 tillsynsbegäran.docx
+++ b/tillsyn/A 40026-2025 tillsynsbegäran.docx
@@ -247,7 +247,7 @@
     <w:r>
       <w:tab/>
       <w:tab/>
-      <w:t>2026-03-02</w:t>
+      <w:t>2026-03-03</w:t>
       <w:br/>
       <w:br/>
     </w:r>

--- a/tillsyn/A 40026-2025 tillsynsbegäran.docx
+++ b/tillsyn/A 40026-2025 tillsynsbegäran.docx
@@ -247,7 +247,7 @@
     <w:r>
       <w:tab/>
       <w:tab/>
-      <w:t>2026-03-03</w:t>
+      <w:t>2026-03-04</w:t>
       <w:br/>
       <w:br/>
     </w:r>

--- a/tillsyn/A 40026-2025 tillsynsbegäran.docx
+++ b/tillsyn/A 40026-2025 tillsynsbegäran.docx
@@ -247,7 +247,7 @@
     <w:r>
       <w:tab/>
       <w:tab/>
-      <w:t>2026-03-04</w:t>
+      <w:t>2026-03-05</w:t>
       <w:br/>
       <w:br/>
     </w:r>

--- a/tillsyn/A 40026-2025 tillsynsbegäran.docx
+++ b/tillsyn/A 40026-2025 tillsynsbegäran.docx
@@ -247,7 +247,7 @@
     <w:r>
       <w:tab/>
       <w:tab/>
-      <w:t>2026-03-05</w:t>
+      <w:t>2026-03-06</w:t>
       <w:br/>
       <w:br/>
     </w:r>

--- a/tillsyn/A 40026-2025 tillsynsbegäran.docx
+++ b/tillsyn/A 40026-2025 tillsynsbegäran.docx
@@ -247,7 +247,7 @@
     <w:r>
       <w:tab/>
       <w:tab/>
-      <w:t>2026-03-06</w:t>
+      <w:t>2026-03-07</w:t>
       <w:br/>
       <w:br/>
     </w:r>

--- a/tillsyn/A 40026-2025 tillsynsbegäran.docx
+++ b/tillsyn/A 40026-2025 tillsynsbegäran.docx
@@ -247,7 +247,7 @@
     <w:r>
       <w:tab/>
       <w:tab/>
-      <w:t>2026-03-07</w:t>
+      <w:t>2026-03-08</w:t>
       <w:br/>
       <w:br/>
     </w:r>

--- a/tillsyn/A 40026-2025 tillsynsbegäran.docx
+++ b/tillsyn/A 40026-2025 tillsynsbegäran.docx
@@ -247,7 +247,7 @@
     <w:r>
       <w:tab/>
       <w:tab/>
-      <w:t>2026-03-08</w:t>
+      <w:t>2026-03-09</w:t>
       <w:br/>
       <w:br/>
     </w:r>

--- a/tillsyn/A 40026-2025 tillsynsbegäran.docx
+++ b/tillsyn/A 40026-2025 tillsynsbegäran.docx
@@ -247,7 +247,7 @@
     <w:r>
       <w:tab/>
       <w:tab/>
-      <w:t>2026-03-09</w:t>
+      <w:t>2026-03-10</w:t>
       <w:br/>
       <w:br/>
     </w:r>

--- a/tillsyn/A 40026-2025 tillsynsbegäran.docx
+++ b/tillsyn/A 40026-2025 tillsynsbegäran.docx
@@ -247,7 +247,7 @@
     <w:r>
       <w:tab/>
       <w:tab/>
-      <w:t>2026-03-10</w:t>
+      <w:t>2026-03-11</w:t>
       <w:br/>
       <w:br/>
     </w:r>

--- a/tillsyn/A 40026-2025 tillsynsbegäran.docx
+++ b/tillsyn/A 40026-2025 tillsynsbegäran.docx
@@ -247,7 +247,7 @@
     <w:r>
       <w:tab/>
       <w:tab/>
-      <w:t>2026-03-11</w:t>
+      <w:t>2026-03-12</w:t>
       <w:br/>
       <w:br/>
     </w:r>

--- a/tillsyn/A 40026-2025 tillsynsbegäran.docx
+++ b/tillsyn/A 40026-2025 tillsynsbegäran.docx
@@ -247,7 +247,7 @@
     <w:r>
       <w:tab/>
       <w:tab/>
-      <w:t>2026-03-12</w:t>
+      <w:t>2026-03-13</w:t>
       <w:br/>
       <w:br/>
     </w:r>

--- a/tillsyn/A 40026-2025 tillsynsbegäran.docx
+++ b/tillsyn/A 40026-2025 tillsynsbegäran.docx
@@ -247,7 +247,7 @@
     <w:r>
       <w:tab/>
       <w:tab/>
-      <w:t>2026-04-14</w:t>
+      <w:t>2026-04-15</w:t>
       <w:br/>
       <w:br/>
     </w:r>

--- a/tillsyn/A 40026-2025 tillsynsbegäran.docx
+++ b/tillsyn/A 40026-2025 tillsynsbegäran.docx
@@ -247,7 +247,7 @@
     <w:r>
       <w:tab/>
       <w:tab/>
-      <w:t>2026-04-15</w:t>
+      <w:t>2026-04-16</w:t>
       <w:br/>
       <w:br/>
     </w:r>

--- a/tillsyn/A 40026-2025 tillsynsbegäran.docx
+++ b/tillsyn/A 40026-2025 tillsynsbegäran.docx
@@ -247,7 +247,7 @@
     <w:r>
       <w:tab/>
       <w:tab/>
-      <w:t>2026-04-16</w:t>
+      <w:t>2026-04-17</w:t>
       <w:br/>
       <w:br/>
     </w:r>

--- a/tillsyn/A 40026-2025 tillsynsbegäran.docx
+++ b/tillsyn/A 40026-2025 tillsynsbegäran.docx
@@ -247,7 +247,7 @@
     <w:r>
       <w:tab/>
       <w:tab/>
-      <w:t>2026-04-17</w:t>
+      <w:t>2026-04-18</w:t>
       <w:br/>
       <w:br/>
     </w:r>

--- a/tillsyn/A 40026-2025 tillsynsbegäran.docx
+++ b/tillsyn/A 40026-2025 tillsynsbegäran.docx
@@ -247,7 +247,7 @@
     <w:r>
       <w:tab/>
       <w:tab/>
-      <w:t>2026-04-18</w:t>
+      <w:t>2026-04-19</w:t>
       <w:br/>
       <w:br/>
     </w:r>

--- a/tillsyn/A 40026-2025 tillsynsbegäran.docx
+++ b/tillsyn/A 40026-2025 tillsynsbegäran.docx
@@ -247,7 +247,7 @@
     <w:r>
       <w:tab/>
       <w:tab/>
-      <w:t>2026-04-19</w:t>
+      <w:t>2026-04-20</w:t>
       <w:br/>
       <w:br/>
     </w:r>

--- a/tillsyn/A 40026-2025 tillsynsbegäran.docx
+++ b/tillsyn/A 40026-2025 tillsynsbegäran.docx
@@ -247,7 +247,7 @@
     <w:r>
       <w:tab/>
       <w:tab/>
-      <w:t>2026-04-20</w:t>
+      <w:t>2026-04-21</w:t>
       <w:br/>
       <w:br/>
     </w:r>

--- a/tillsyn/A 40026-2025 tillsynsbegäran.docx
+++ b/tillsyn/A 40026-2025 tillsynsbegäran.docx
@@ -247,7 +247,7 @@
     <w:r>
       <w:tab/>
       <w:tab/>
-      <w:t>2026-04-21</w:t>
+      <w:t>2026-04-22</w:t>
       <w:br/>
       <w:br/>
     </w:r>

--- a/tillsyn/A 40026-2025 tillsynsbegäran.docx
+++ b/tillsyn/A 40026-2025 tillsynsbegäran.docx
@@ -247,7 +247,7 @@
     <w:r>
       <w:tab/>
       <w:tab/>
-      <w:t>2026-04-22</w:t>
+      <w:t>2026-04-23</w:t>
       <w:br/>
       <w:br/>
     </w:r>

--- a/tillsyn/A 40026-2025 tillsynsbegäran.docx
+++ b/tillsyn/A 40026-2025 tillsynsbegäran.docx
@@ -247,7 +247,7 @@
     <w:r>
       <w:tab/>
       <w:tab/>
-      <w:t>2026-04-23</w:t>
+      <w:t>2026-04-24</w:t>
       <w:br/>
       <w:br/>
     </w:r>

--- a/tillsyn/A 40026-2025 tillsynsbegäran.docx
+++ b/tillsyn/A 40026-2025 tillsynsbegäran.docx
@@ -247,7 +247,7 @@
     <w:r>
       <w:tab/>
       <w:tab/>
-      <w:t>2026-04-24</w:t>
+      <w:t>2026-04-25</w:t>
       <w:br/>
       <w:br/>
     </w:r>

--- a/tillsyn/A 40026-2025 tillsynsbegäran.docx
+++ b/tillsyn/A 40026-2025 tillsynsbegäran.docx
@@ -247,7 +247,7 @@
     <w:r>
       <w:tab/>
       <w:tab/>
-      <w:t>2026-04-25</w:t>
+      <w:t>2026-04-26</w:t>
       <w:br/>
       <w:br/>
     </w:r>

--- a/tillsyn/A 40026-2025 tillsynsbegäran.docx
+++ b/tillsyn/A 40026-2025 tillsynsbegäran.docx
@@ -247,7 +247,7 @@
     <w:r>
       <w:tab/>
       <w:tab/>
-      <w:t>2026-04-26</w:t>
+      <w:t>2026-04-27</w:t>
       <w:br/>
       <w:br/>
     </w:r>

--- a/tillsyn/A 40026-2025 tillsynsbegäran.docx
+++ b/tillsyn/A 40026-2025 tillsynsbegäran.docx
@@ -247,7 +247,7 @@
     <w:r>
       <w:tab/>
       <w:tab/>
-      <w:t>2026-04-27</w:t>
+      <w:t>2026-04-28</w:t>
       <w:br/>
       <w:br/>
     </w:r>

--- a/tillsyn/A 40026-2025 tillsynsbegäran.docx
+++ b/tillsyn/A 40026-2025 tillsynsbegäran.docx
@@ -247,7 +247,7 @@
     <w:r>
       <w:tab/>
       <w:tab/>
-      <w:t>2026-04-28</w:t>
+      <w:t>2026-04-29</w:t>
       <w:br/>
       <w:br/>
     </w:r>

--- a/tillsyn/A 40026-2025 tillsynsbegäran.docx
+++ b/tillsyn/A 40026-2025 tillsynsbegäran.docx
@@ -247,7 +247,7 @@
     <w:r>
       <w:tab/>
       <w:tab/>
-      <w:t>2026-04-29</w:t>
+      <w:t>2026-04-30</w:t>
       <w:br/>
       <w:br/>
     </w:r>

--- a/tillsyn/A 40026-2025 tillsynsbegäran.docx
+++ b/tillsyn/A 40026-2025 tillsynsbegäran.docx
@@ -247,7 +247,7 @@
     <w:r>
       <w:tab/>
       <w:tab/>
-      <w:t>2026-04-30</w:t>
+      <w:t>2026-05-01</w:t>
       <w:br/>
       <w:br/>
     </w:r>

--- a/tillsyn/A 40026-2025 tillsynsbegäran.docx
+++ b/tillsyn/A 40026-2025 tillsynsbegäran.docx
@@ -247,7 +247,7 @@
     <w:r>
       <w:tab/>
       <w:tab/>
-      <w:t>2026-05-01</w:t>
+      <w:t>2026-05-02</w:t>
       <w:br/>
       <w:br/>
     </w:r>

--- a/tillsyn/A 40026-2025 tillsynsbegäran.docx
+++ b/tillsyn/A 40026-2025 tillsynsbegäran.docx
@@ -247,7 +247,7 @@
     <w:r>
       <w:tab/>
       <w:tab/>
-      <w:t>2026-05-02</w:t>
+      <w:t>2026-05-03</w:t>
       <w:br/>
       <w:br/>
     </w:r>

--- a/tillsyn/A 40026-2025 tillsynsbegäran.docx
+++ b/tillsyn/A 40026-2025 tillsynsbegäran.docx
@@ -247,7 +247,7 @@
     <w:r>
       <w:tab/>
       <w:tab/>
-      <w:t>2026-05-03</w:t>
+      <w:t>2026-05-04</w:t>
       <w:br/>
       <w:br/>
     </w:r>

--- a/tillsyn/A 40026-2025 tillsynsbegäran.docx
+++ b/tillsyn/A 40026-2025 tillsynsbegäran.docx
@@ -247,7 +247,7 @@
     <w:r>
       <w:tab/>
       <w:tab/>
-      <w:t>2026-05-04</w:t>
+      <w:t>2026-05-05</w:t>
       <w:br/>
       <w:br/>
     </w:r>

--- a/tillsyn/A 40026-2025 tillsynsbegäran.docx
+++ b/tillsyn/A 40026-2025 tillsynsbegäran.docx
@@ -247,7 +247,7 @@
     <w:r>
       <w:tab/>
       <w:tab/>
-      <w:t>2026-05-05</w:t>
+      <w:t>2026-05-06</w:t>
       <w:br/>
       <w:br/>
     </w:r>

--- a/tillsyn/A 40026-2025 tillsynsbegäran.docx
+++ b/tillsyn/A 40026-2025 tillsynsbegäran.docx
@@ -247,7 +247,7 @@
     <w:r>
       <w:tab/>
       <w:tab/>
-      <w:t>2026-05-16</w:t>
+      <w:t>2026-05-17</w:t>
       <w:br/>
       <w:br/>
     </w:r>

--- a/tillsyn/A 40026-2025 tillsynsbegäran.docx
+++ b/tillsyn/A 40026-2025 tillsynsbegäran.docx
@@ -247,7 +247,7 @@
     <w:r>
       <w:tab/>
       <w:tab/>
-      <w:t>2026-05-17</w:t>
+      <w:t>2026-05-18</w:t>
       <w:br/>
       <w:br/>
     </w:r>

--- a/tillsyn/A 40026-2025 tillsynsbegäran.docx
+++ b/tillsyn/A 40026-2025 tillsynsbegäran.docx
@@ -247,7 +247,7 @@
     <w:r>
       <w:tab/>
       <w:tab/>
-      <w:t>2026-05-18</w:t>
+      <w:t>2026-05-19</w:t>
       <w:br/>
       <w:br/>
     </w:r>

--- a/tillsyn/A 40026-2025 tillsynsbegäran.docx
+++ b/tillsyn/A 40026-2025 tillsynsbegäran.docx
@@ -247,7 +247,7 @@
     <w:r>
       <w:tab/>
       <w:tab/>
-      <w:t>2026-05-19</w:t>
+      <w:t>2026-05-20</w:t>
       <w:br/>
       <w:br/>
     </w:r>
